--- a/docs/thesis/HepatoTwin_R2_Explanation.docx
+++ b/docs/thesis/HepatoTwin_R2_Explanation.docx
@@ -124,7 +124,7 @@
           <w:b w:val="0"/>
           <w:i w:val="0"/>
         </w:rPr>
-        <w:t xml:space="preserve"> Published models built on routine data report R² 0.34–0.56 (0.37 in UK Biobank). The in-scope 0.56 is comparable to or above them, although the studies use different reference measures and populations.</w:t>
+        <w:t xml:space="preserve"> Published models built on routine data report R² 0.34–0.54 (0.37 in UK Biobank). The in-scope 0.56 is comparable to or above them, although the studies use different reference measures and populations.</w:t>
       </w:r>
     </w:p>
     <w:p>
@@ -2361,7 +2361,7 @@
                 <w:i w:val="0"/>
                 <w:sz w:val="17"/>
               </w:rPr>
-              <w:t>0.63–0.65</w:t>
+              <w:t>0.63–0.64</w:t>
             </w:r>
           </w:p>
         </w:tc>
@@ -2461,7 +2461,7 @@
                 <w:i w:val="0"/>
                 <w:sz w:val="17"/>
               </w:rPr>
-              <w:t>0.28–0.35</w:t>
+              <w:t>0.28–0.36</w:t>
             </w:r>
           </w:p>
         </w:tc>
@@ -2561,7 +2561,7 @@
                 <w:i w:val="0"/>
                 <w:sz w:val="17"/>
               </w:rPr>
-              <w:t>0.56 (one fold)</w:t>
+              <w:t>0.54 (four-fold mean)</w:t>
             </w:r>
           </w:p>
         </w:tc>
@@ -3042,7 +3042,7 @@
                 <w:i w:val="0"/>
                 <w:sz w:val="17"/>
               </w:rPr>
-              <w:t>Clinical factors such as BMI</w:t>
+              <w:t>BMI and 24 clinical factors</w:t>
             </w:r>
           </w:p>
         </w:tc>
@@ -3061,7 +3061,7 @@
                 <w:i w:val="0"/>
                 <w:sz w:val="17"/>
               </w:rPr>
-              <w:t>“Not reliable”</w:t>
+              <w:t>r 0.58 (R² ≈ 0.34)</w:t>
             </w:r>
           </w:p>
         </w:tc>
@@ -3792,7 +3792,7 @@
                 <w:i w:val="0"/>
                 <w:sz w:val="17"/>
               </w:rPr>
-              <w:t>AUC 0.892</w:t>
+              <w:t>Macro AUC 0.874 (three grades)</w:t>
             </w:r>
           </w:p>
         </w:tc>
@@ -3949,7 +3949,7 @@
                 <w:i w:val="0"/>
                 <w:sz w:val="18"/>
               </w:rPr>
-              <w:t>Comparable to or higher than published models using routine clinical data (R² 0.34–0.56).</w:t>
+              <w:t>Comparable to or higher than published models using routine clinical data (R² 0.34–0.54).</w:t>
             </w:r>
           </w:p>
         </w:tc>
@@ -4286,7 +4286,7 @@
           <w:b w:val="0"/>
           <w:i/>
         </w:rPr>
-        <w:t>A suggested sentence: “Within its scope, the model reaches a held-out test R² of 0.56 (0.59 in cross-validation). This is comparable to or above published routine-data models of liver fat (R² 0.34–0.56, including 0.37 in UK Biobank), although the studies differ in reference measure and population. Higher values come from small selected samples or imaging inputs.”</w:t>
+        <w:t>A suggested sentence: “Within its scope, the model reaches a held-out test R² of 0.56 (0.59 in cross-validation). This is comparable to or above published routine-data models of liver fat (R² 0.34–0.54, including 0.37 in UK Biobank), although the studies differ in reference measure and population. Higher values come from small selected samples or imaging inputs.”</w:t>
       </w:r>
     </w:p>
     <w:p>
